--- a/docs/HartiCFR-Documentatie.docx
+++ b/docs/HartiCFR-Documentatie.docx
@@ -181,10 +181,9 @@
         <w:rPr>
           <w:rFonts w:ascii="Trebuchet MS" w:hAnsi="Trebuchet MS" w:cs="Arial"/>
           <w:noProof/>
-          <w:highlight w:val="yellow"/>
           <w:lang w:val="ro-RO"/>
         </w:rPr>
-        <w:t>......</w:t>
+        <w:t>Debutant Dezvoltator Software</w:t>
       </w:r>
     </w:p>
     <w:p>
@@ -210,28 +209,17 @@
         <w:rPr>
           <w:rFonts w:ascii="Trebuchet MS" w:hAnsi="Trebuchet MS" w:cs="Arial"/>
           <w:noProof/>
-          <w:highlight w:val="yellow"/>
           <w:lang w:val="ro-RO"/>
         </w:rPr>
-        <w:t>l</w:t>
+        <w:t xml:space="preserve">La </w:t>
       </w:r>
       <w:r>
         <w:rPr>
           <w:rFonts w:ascii="Trebuchet MS" w:hAnsi="Trebuchet MS" w:cs="Arial"/>
           <w:noProof/>
-          <w:highlight w:val="yellow"/>
           <w:lang w:val="ro-RO"/>
         </w:rPr>
-        <w:t xml:space="preserve">a </w:t>
-      </w:r>
-      <w:r>
-        <w:rPr>
-          <w:rFonts w:ascii="Trebuchet MS" w:hAnsi="Trebuchet MS" w:cs="Arial"/>
-          <w:noProof/>
-          <w:highlight w:val="yellow"/>
-          <w:lang w:val="ro-RO"/>
-        </w:rPr>
-        <w:t>.........</w:t>
+        <w:t>Informatica Feroviara</w:t>
       </w:r>
     </w:p>
     <w:p>
@@ -566,6 +554,7 @@
               <w:szCs w:val="22"/>
             </w:rPr>
           </w:pPr>
+          <w:proofErr w:type="spellStart"/>
           <w:r>
             <w:rPr>
               <w:rFonts w:ascii="Trebuchet MS" w:hAnsi="Trebuchet MS" w:cs="Arial"/>
@@ -574,6 +563,7 @@
             </w:rPr>
             <w:t>Cuprins</w:t>
           </w:r>
+          <w:proofErr w:type="spellEnd"/>
         </w:p>
         <w:p>
           <w:pPr>
@@ -6523,16 +6513,7 @@
           <w:sz w:val="24"/>
           <w:szCs w:val="24"/>
         </w:rPr>
-        <w:t>Ș</w:t>
-      </w:r>
-      <w:r>
-        <w:rPr>
-          <w:rFonts w:ascii="Arial" w:hAnsi="Arial" w:cs="Arial"/>
-          <w:i/>
-          <w:sz w:val="24"/>
-          <w:szCs w:val="24"/>
-        </w:rPr>
-        <w:t>terge filtrele</w:t>
+        <w:t>Șterge filtrele</w:t>
       </w:r>
       <w:r>
         <w:rPr>
@@ -9577,15 +9558,7 @@
                 <w:sz w:val="19"/>
                 <w:szCs w:val="19"/>
               </w:rPr>
-              <w:t>Ș</w:t>
-            </w:r>
-            <w:r>
-              <w:rPr>
-                <w:rFonts w:ascii="Arial" w:hAnsi="Arial" w:cs="Arial"/>
-                <w:sz w:val="19"/>
-                <w:szCs w:val="19"/>
-              </w:rPr>
-              <w:t>terge cookie-ul de sesiune.</w:t>
+              <w:t>Șterge cookie-ul de sesiune.</w:t>
             </w:r>
           </w:p>
         </w:tc>
@@ -11681,16 +11654,7 @@
                 <w:sz w:val="19"/>
                 <w:szCs w:val="19"/>
               </w:rPr>
-              <w:t>Ș</w:t>
-            </w:r>
-            <w:r>
-              <w:rPr>
-                <w:rFonts w:ascii="Arial" w:hAnsi="Arial" w:cs="Arial"/>
-                <w:i/>
-                <w:sz w:val="19"/>
-                <w:szCs w:val="19"/>
-              </w:rPr>
-              <w:t>terge filtrele</w:t>
+              <w:t>Șterge filtrele</w:t>
             </w:r>
             <w:r>
               <w:rPr>
@@ -12492,6 +12456,7 @@
         <w:rPr>
           <w:rFonts w:ascii="Arial" w:hAnsi="Arial" w:cs="Arial"/>
         </w:rPr>
+        <w:lastRenderedPageBreak/>
         <w:t>Bibliografie</w:t>
       </w:r>
       <w:bookmarkEnd w:id="25"/>

--- a/docs/HartiCFR-Documentatie.docx
+++ b/docs/HartiCFR-Documentatie.docx
@@ -6134,7 +6134,7 @@
           <w:sz w:val="24"/>
           <w:szCs w:val="24"/>
         </w:rPr>
-        <w:t xml:space="preserve"> La prima vizită, aplicația folosește tema sistemului de operare. Butonul cu soare/lună comută între tema luminoasă și cea întunecată, iar alegerea este reținută. În tema întunecată și harta stradală trece pe un fundal închis la culoare.</w:t>
+        <w:t xml:space="preserve"> La prima vizită, aplicația pornește în tema luminoasă, indiferent de setarea sistemului de operare. Butonul cu soare/lună comută între tema luminoasă și cea întunecată, iar alegerea este reținută. În tema întunecată și harta stradală trece pe un fundal închis la culoare.</w:t>
       </w:r>
     </w:p>
     <w:p>
